--- a/13 ภาคผนวก-ก ใหม่.docx
+++ b/13 ภาคผนวก-ก ใหม่.docx
@@ -8,13 +8,17 @@
         <w:jc w:val="center"/>
         <w:rPr>
           <w:rFonts w:ascii="TH SarabunPSK" w:hAnsi="TH SarabunPSK" w:cs="TH SarabunPSK"/>
-          <w:sz w:val="32"/>
-          <w:szCs w:val="32"/>
-        </w:rPr>
-      </w:pPr>
-      <w:r>
-        <w:rPr>
-          <w:rFonts w:ascii="TH SarabunPSK" w:hAnsi="TH SarabunPSK" w:cs="TH SarabunPSK"/>
+          <w:b/>
+          <w:bCs/>
+          <w:sz w:val="32"/>
+          <w:szCs w:val="32"/>
+        </w:rPr>
+      </w:pPr>
+      <w:r>
+        <w:rPr>
+          <w:rFonts w:ascii="TH SarabunPSK" w:hAnsi="TH SarabunPSK" w:cs="TH SarabunPSK"/>
+          <w:b/>
+          <w:bCs/>
           <w:sz w:val="32"/>
           <w:szCs w:val="32"/>
           <w:cs/>
@@ -24,6 +28,8 @@
       <w:r>
         <w:rPr>
           <w:rFonts w:ascii="TH SarabunPSK" w:hAnsi="TH SarabunPSK" w:cs="TH SarabunPSK" w:hint="cs"/>
+          <w:b/>
+          <w:bCs/>
           <w:sz w:val="32"/>
           <w:szCs w:val="32"/>
           <w:cs/>
@@ -37,6 +43,8 @@
         <w:jc w:val="center"/>
         <w:rPr>
           <w:rFonts w:ascii="TH SarabunPSK" w:hAnsi="TH SarabunPSK" w:cs="TH SarabunPSK"/>
+          <w:b/>
+          <w:bCs/>
           <w:sz w:val="32"/>
           <w:szCs w:val="32"/>
           <w:cs/>
@@ -49,6 +57,8 @@
         <w:jc w:val="center"/>
         <w:rPr>
           <w:rFonts w:ascii="TH SarabunPSK" w:hAnsi="TH SarabunPSK" w:cs="TH SarabunPSK"/>
+          <w:b/>
+          <w:bCs/>
           <w:sz w:val="32"/>
           <w:szCs w:val="32"/>
           <w:cs/>
@@ -64,6 +74,8 @@
       <w:r>
         <w:rPr>
           <w:rFonts w:ascii="TH SarabunPSK" w:hAnsi="TH SarabunPSK" w:cs="TH SarabunPSK"/>
+          <w:b/>
+          <w:bCs/>
           <w:sz w:val="32"/>
           <w:szCs w:val="32"/>
           <w:cs/>
@@ -927,7 +939,7 @@
         <w:szCs w:val="32"/>
         <w:cs/>
       </w:rPr>
-      <w:t>12</w:t>
+      <w:t>1</w:t>
     </w:r>
     <w:r>
       <w:rPr>
@@ -936,7 +948,7 @@
         <w:szCs w:val="32"/>
         <w:cs/>
       </w:rPr>
-      <w:t>2</w:t>
+      <w:t>14</w:t>
     </w:r>
   </w:p>
 </w:hdr>
